--- a/docs/KernelLeakGuard_User_Manual.docx
+++ b/docs/KernelLeakGuard_User_Manual.docx
@@ -128,20 +128,13 @@
         <w:rPr>
           <w:rFonts w:cs="Times New Roman"/>
         </w:rPr>
-        <w:t>•  the function, the allocation (file and line) and the leaking return with its error code;</w:t>
+        <w:t>•  </w:t>
       </w:r>
-    </w:p>
-    <w:p>
-      <w:pPr>
-        <w:spacing w:after="60"/>
-        <w:ind w:left="510" w:hanging="340"/>
-        <w:jc w:val="both"/>
-      </w:pPr>
       <w:r>
         <w:rPr>
           <w:rFonts w:cs="Times New Roman"/>
         </w:rPr>
-        <w:t>•  the call whose failure leads to the leak (for example a second kmalloc() or copy_from_user());</w:t>
+        <w:t>the function, the allocation (file and line) and the leaking return with its error code;</w:t>
       </w:r>
     </w:p>
     <w:p>
@@ -154,7 +147,32 @@
         <w:rPr>
           <w:rFonts w:cs="Times New Roman"/>
         </w:rPr>
-        <w:t xml:space="preserve">•  a verdict from the virtual machine: </w:t>
+        <w:t>•  </w:t>
+      </w:r>
+      <w:r>
+        <w:rPr>
+          <w:rFonts w:cs="Times New Roman"/>
+        </w:rPr>
+        <w:t>the call whose failure leads to the leak (for example a second kmalloc() or copy_from_user());</w:t>
+      </w:r>
+    </w:p>
+    <w:p>
+      <w:pPr>
+        <w:spacing w:after="60"/>
+        <w:ind w:left="510" w:hanging="340"/>
+        <w:jc w:val="both"/>
+      </w:pPr>
+      <w:r>
+        <w:rPr>
+          <w:rFonts w:cs="Times New Roman"/>
+        </w:rPr>
+        <w:t>•  </w:t>
+      </w:r>
+      <w:r>
+        <w:rPr>
+          <w:rFonts w:cs="Times New Roman"/>
+        </w:rPr>
+        <w:t xml:space="preserve">a verdict from the virtual machine: </w:t>
       </w:r>
       <w:r>
         <w:rPr>
@@ -206,7 +224,13 @@
         <w:rPr>
           <w:rFonts w:cs="Times New Roman"/>
         </w:rPr>
-        <w:t>•  the evidence: fault number, stack frame, kmemleak backtrace.</w:t>
+        <w:t>•  </w:t>
+      </w:r>
+      <w:r>
+        <w:rPr>
+          <w:rFonts w:cs="Times New Roman"/>
+        </w:rPr>
+        <w:t>the evidence: fault number, stack frame, kmemleak backtrace.</w:t>
       </w:r>
     </w:p>
     <w:p>
@@ -219,7 +243,7 @@
           <w:noProof/>
         </w:rPr>
         <w:drawing>
-          <wp:inline distT="0" distB="0" distL="0" distR="0" wp14:anchorId="39D5188E" wp14:editId="3F1BD741">
+          <wp:inline distT="0" distB="0" distL="0" distR="0" wp14:anchorId="59273916" wp14:editId="50C5EAA4">
             <wp:extent cx="5760000" cy="2932364"/>
             <wp:effectExtent l="0" t="0" r="0" b="0"/>
             <wp:docPr id="1" name="Picture 1"/>
@@ -1389,6 +1413,45 @@
                 <w:rFonts w:cs="Times New Roman"/>
                 <w:sz w:val="20"/>
               </w:rPr>
+              <w:t>python3 -m klg seed [--only name]</w:t>
+            </w:r>
+          </w:p>
+        </w:tc>
+        <w:tc>
+          <w:tcPr>
+            <w:tcW w:w="5386" w:type="dxa"/>
+          </w:tcPr>
+          <w:p>
+            <w:pPr>
+              <w:spacing w:after="40" w:line="240" w:lineRule="auto"/>
+            </w:pPr>
+            <w:r>
+              <w:rPr>
+                <w:rFonts w:cs="Times New Roman"/>
+                <w:sz w:val="20"/>
+              </w:rPr>
+              <w:t>reintroduce a known leak into a real kernel module (seeds/) and run detect -&gt; confirm -&gt; fix on it (results/seeded)</w:t>
+            </w:r>
+          </w:p>
+        </w:tc>
+      </w:tr>
+      <w:tr>
+        <w:trPr>
+          <w:jc w:val="center"/>
+        </w:trPr>
+        <w:tc>
+          <w:tcPr>
+            <w:tcW w:w="3685" w:type="dxa"/>
+          </w:tcPr>
+          <w:p>
+            <w:pPr>
+              <w:spacing w:after="40" w:line="240" w:lineRule="auto"/>
+            </w:pPr>
+            <w:r>
+              <w:rPr>
+                <w:rFonts w:cs="Times New Roman"/>
+                <w:sz w:val="20"/>
+              </w:rPr>
               <w:t>.venv/bin/python -m klg.figures</w:t>
             </w:r>
           </w:p>
@@ -1491,6 +1554,7 @@
         <w:rPr>
           <w:rFonts w:cs="Times New Roman"/>
         </w:rPr>
+        <w:lastRenderedPageBreak/>
         <w:t>Open http://localhost:8501 in a Windows browser. Tabs:</w:t>
       </w:r>
     </w:p>
@@ -1504,7 +1568,6 @@
         <w:rPr>
           <w:rFonts w:cs="Times New Roman"/>
         </w:rPr>
-        <w:lastRenderedPageBreak/>
         <w:t>•  </w:t>
       </w:r>
       <w:r>
@@ -2938,31 +3001,31 @@
       </w:rPr>
     </w:lvl>
   </w:abstractNum>
-  <w:num w:numId="1" w16cid:durableId="1232152576">
+  <w:num w:numId="1" w16cid:durableId="199705674">
     <w:abstractNumId w:val="8"/>
   </w:num>
-  <w:num w:numId="2" w16cid:durableId="818687028">
+  <w:num w:numId="2" w16cid:durableId="10305874">
     <w:abstractNumId w:val="6"/>
   </w:num>
-  <w:num w:numId="3" w16cid:durableId="274870351">
+  <w:num w:numId="3" w16cid:durableId="719132267">
     <w:abstractNumId w:val="5"/>
   </w:num>
-  <w:num w:numId="4" w16cid:durableId="1706443035">
+  <w:num w:numId="4" w16cid:durableId="1862625844">
     <w:abstractNumId w:val="4"/>
   </w:num>
-  <w:num w:numId="5" w16cid:durableId="1123188406">
+  <w:num w:numId="5" w16cid:durableId="2092042095">
     <w:abstractNumId w:val="7"/>
   </w:num>
-  <w:num w:numId="6" w16cid:durableId="1550647972">
+  <w:num w:numId="6" w16cid:durableId="580144195">
     <w:abstractNumId w:val="3"/>
   </w:num>
-  <w:num w:numId="7" w16cid:durableId="1321814155">
+  <w:num w:numId="7" w16cid:durableId="38013265">
     <w:abstractNumId w:val="2"/>
   </w:num>
-  <w:num w:numId="8" w16cid:durableId="1154878040">
+  <w:num w:numId="8" w16cid:durableId="1492019064">
     <w:abstractNumId w:val="1"/>
   </w:num>
-  <w:num w:numId="9" w16cid:durableId="443161396">
+  <w:num w:numId="9" w16cid:durableId="2031301501">
     <w:abstractNumId w:val="0"/>
   </w:num>
 </w:numbering>

--- a/docs/KernelLeakGuard_User_Manual.docx
+++ b/docs/KernelLeakGuard_User_Manual.docx
@@ -243,7 +243,7 @@
           <w:noProof/>
         </w:rPr>
         <w:drawing>
-          <wp:inline distT="0" distB="0" distL="0" distR="0" wp14:anchorId="59273916" wp14:editId="50C5EAA4">
+          <wp:inline distT="0" distB="0" distL="0" distR="0" wp14:anchorId="036C46A2" wp14:editId="6BDE627B">
             <wp:extent cx="5760000" cy="2932364"/>
             <wp:effectExtent l="0" t="0" r="0" b="0"/>
             <wp:docPr id="1" name="Picture 1"/>
@@ -1413,7 +1413,7 @@
                 <w:rFonts w:cs="Times New Roman"/>
                 <w:sz w:val="20"/>
               </w:rPr>
-              <w:t>python3 -m klg seed [--only name]</w:t>
+              <w:t>python3 -m klg seed [--only name] [--skip-vm]</w:t>
             </w:r>
           </w:p>
         </w:tc>
@@ -1430,7 +1430,85 @@
                 <w:rFonts w:cs="Times New Roman"/>
                 <w:sz w:val="20"/>
               </w:rPr>
-              <w:t>reintroduce a known leak into a real kernel module (seeds/) and run detect -&gt; confirm -&gt; fix on it (results/seeded)</w:t>
+              <w:t>reintroduce a known leak into a real kernel module (seeds/) and run detect -&gt; confirm -&gt; fix on it (results/seeded); --skip-vm re-checks only the static part and keeps earlier VM results</w:t>
+            </w:r>
+          </w:p>
+        </w:tc>
+      </w:tr>
+      <w:tr>
+        <w:trPr>
+          <w:jc w:val="center"/>
+        </w:trPr>
+        <w:tc>
+          <w:tcPr>
+            <w:tcW w:w="3685" w:type="dxa"/>
+          </w:tcPr>
+          <w:p>
+            <w:pPr>
+              <w:spacing w:after="40" w:line="240" w:lineRule="auto"/>
+            </w:pPr>
+            <w:r>
+              <w:rPr>
+                <w:rFonts w:cs="Times New Roman"/>
+                <w:sz w:val="20"/>
+              </w:rPr>
+              <w:t>python3 scripts/make_real_triage.py</w:t>
+            </w:r>
+          </w:p>
+        </w:tc>
+        <w:tc>
+          <w:tcPr>
+            <w:tcW w:w="5386" w:type="dxa"/>
+          </w:tcPr>
+          <w:p>
+            <w:pPr>
+              <w:spacing w:after="40" w:line="240" w:lineRule="auto"/>
+            </w:pPr>
+            <w:r>
+              <w:rPr>
+                <w:rFonts w:cs="Times New Roman"/>
+                <w:sz w:val="20"/>
+              </w:rPr>
+              <w:t>write the manual-review labels of the real-module warnings (results/real/triage.json)</w:t>
+            </w:r>
+          </w:p>
+        </w:tc>
+      </w:tr>
+      <w:tr>
+        <w:trPr>
+          <w:jc w:val="center"/>
+        </w:trPr>
+        <w:tc>
+          <w:tcPr>
+            <w:tcW w:w="3685" w:type="dxa"/>
+          </w:tcPr>
+          <w:p>
+            <w:pPr>
+              <w:spacing w:after="40" w:line="240" w:lineRule="auto"/>
+            </w:pPr>
+            <w:r>
+              <w:rPr>
+                <w:rFonts w:cs="Times New Roman"/>
+                <w:sz w:val="20"/>
+              </w:rPr>
+              <w:t>python3 scripts/make_root_causes.py</w:t>
+            </w:r>
+          </w:p>
+        </w:tc>
+        <w:tc>
+          <w:tcPr>
+            <w:tcW w:w="5386" w:type="dxa"/>
+          </w:tcPr>
+          <w:p>
+            <w:pPr>
+              <w:spacing w:after="40" w:line="240" w:lineRule="auto"/>
+            </w:pPr>
+            <w:r>
+              <w:rPr>
+                <w:rFonts w:cs="Times New Roman"/>
+                <w:sz w:val="20"/>
+              </w:rPr>
+              <w:t>summarise the root-cause probe runs of the real-code findings (results/real/root_causes.json)</w:t>
             </w:r>
           </w:p>
         </w:tc>
@@ -1521,6 +1599,344 @@
     </w:p>
     <w:p>
       <w:pPr>
+        <w:jc w:val="both"/>
+      </w:pPr>
+      <w:r>
+        <w:rPr>
+          <w:rFonts w:cs="Times New Roman"/>
+        </w:rPr>
+        <w:lastRenderedPageBreak/>
+        <w:t>A seed is a JSON file in seeds/ with the fields name, module_file (path in the kernel tree), function, remove (the release statement to comment out), occurrence, bug and reachable (descriptions for the report). Optional fields: module (the kernel module name when it is built from several files, e.g. null_blk from main.c), sweep_max (map only the first N fault points of module initialisation) and vm: false with vm_note (skip the VM for a seed whose leak kmemleak cannot observe, with the reason).</w:t>
+      </w:r>
+    </w:p>
+    <w:p>
+      <w:pPr>
+        <w:jc w:val="both"/>
+      </w:pPr>
+      <w:r>
+        <w:rPr>
+          <w:rFonts w:cs="Times New Roman"/>
+          <w:b/>
+        </w:rPr>
+        <w:t>Reproducing the real-kernel findings.</w:t>
+      </w:r>
+      <w:r>
+        <w:rPr>
+          <w:rFonts w:cs="Times New Roman"/>
+        </w:rPr>
+        <w:t xml:space="preserve"> The helpers below re-run the evidence behind Section 4.4 of the report (results/real/root_causes.json). A fault-probe run boots the guest, loads one module with fail-nth set to each value in a range, and stores the kmemleak report and kernel log per batch.</w:t>
+      </w:r>
+    </w:p>
+    <w:p>
+      <w:pPr>
+        <w:keepNext/>
+        <w:jc w:val="center"/>
+      </w:pPr>
+      <w:r>
+        <w:rPr>
+          <w:rFonts w:cs="Times New Roman"/>
+          <w:b/>
+          <w:sz w:val="22"/>
+        </w:rPr>
+        <w:t>Table 4.2: Real-kernel finding helpers</w:t>
+      </w:r>
+    </w:p>
+    <w:tbl>
+      <w:tblPr>
+        <w:tblStyle w:val="TableGrid"/>
+        <w:tblW w:w="0" w:type="auto"/>
+        <w:jc w:val="center"/>
+        <w:tblLook w:val="04A0" w:firstRow="1" w:lastRow="0" w:firstColumn="1" w:lastColumn="0" w:noHBand="0" w:noVBand="1"/>
+      </w:tblPr>
+      <w:tblGrid>
+        <w:gridCol w:w="4535"/>
+        <w:gridCol w:w="4535"/>
+      </w:tblGrid>
+      <w:tr>
+        <w:trPr>
+          <w:jc w:val="center"/>
+        </w:trPr>
+        <w:tc>
+          <w:tcPr>
+            <w:tcW w:w="4535" w:type="dxa"/>
+            <w:shd w:val="clear" w:color="auto" w:fill="E7E6E1"/>
+          </w:tcPr>
+          <w:p>
+            <w:pPr>
+              <w:spacing w:after="40" w:line="240" w:lineRule="auto"/>
+            </w:pPr>
+            <w:r>
+              <w:rPr>
+                <w:rFonts w:cs="Times New Roman"/>
+                <w:b/>
+                <w:sz w:val="20"/>
+              </w:rPr>
+              <w:t>Command</w:t>
+            </w:r>
+          </w:p>
+        </w:tc>
+        <w:tc>
+          <w:tcPr>
+            <w:tcW w:w="4535" w:type="dxa"/>
+            <w:shd w:val="clear" w:color="auto" w:fill="E7E6E1"/>
+          </w:tcPr>
+          <w:p>
+            <w:pPr>
+              <w:spacing w:after="40" w:line="240" w:lineRule="auto"/>
+            </w:pPr>
+            <w:r>
+              <w:rPr>
+                <w:rFonts w:cs="Times New Roman"/>
+                <w:b/>
+                <w:sz w:val="20"/>
+              </w:rPr>
+              <w:t>What it does</w:t>
+            </w:r>
+          </w:p>
+        </w:tc>
+      </w:tr>
+      <w:tr>
+        <w:trPr>
+          <w:jc w:val="center"/>
+        </w:trPr>
+        <w:tc>
+          <w:tcPr>
+            <w:tcW w:w="4535" w:type="dxa"/>
+          </w:tcPr>
+          <w:p>
+            <w:pPr>
+              <w:spacing w:after="40" w:line="240" w:lineRule="auto"/>
+            </w:pPr>
+            <w:r>
+              <w:rPr>
+                <w:rFonts w:cs="Times New Roman"/>
+                <w:sz w:val="20"/>
+              </w:rPr>
+              <w:t>python3 scripts/fault_probe.py erofs 85 85 1 OUT</w:t>
+            </w:r>
+          </w:p>
+        </w:tc>
+        <w:tc>
+          <w:tcPr>
+            <w:tcW w:w="4535" w:type="dxa"/>
+          </w:tcPr>
+          <w:p>
+            <w:pPr>
+              <w:spacing w:after="40" w:line="240" w:lineRule="auto"/>
+            </w:pPr>
+            <w:r>
+              <w:rPr>
+                <w:rFonts w:cs="Times New Roman"/>
+                <w:sz w:val="20"/>
+              </w:rPr>
+              <w:t>fail the 85th fault point of erofs initialisation: SLUB leaks a slab cache (kmemleak)</w:t>
+            </w:r>
+          </w:p>
+        </w:tc>
+      </w:tr>
+      <w:tr>
+        <w:trPr>
+          <w:jc w:val="center"/>
+        </w:trPr>
+        <w:tc>
+          <w:tcPr>
+            <w:tcW w:w="4535" w:type="dxa"/>
+          </w:tcPr>
+          <w:p>
+            <w:pPr>
+              <w:spacing w:after="40" w:line="240" w:lineRule="auto"/>
+            </w:pPr>
+            <w:r>
+              <w:rPr>
+                <w:rFonts w:cs="Times New Roman"/>
+                <w:sz w:val="20"/>
+              </w:rPr>
+              <w:t>bash scripts/build_patched_kernel.sh patches/0001-*.patch ~/klg-build/kbuild-slubfix</w:t>
+            </w:r>
+          </w:p>
+        </w:tc>
+        <w:tc>
+          <w:tcPr>
+            <w:tcW w:w="4535" w:type="dxa"/>
+          </w:tcPr>
+          <w:p>
+            <w:pPr>
+              <w:spacing w:after="40" w:line="240" w:lineRule="auto"/>
+            </w:pPr>
+            <w:r>
+              <w:rPr>
+                <w:rFonts w:cs="Times New Roman"/>
+                <w:sz w:val="20"/>
+              </w:rPr>
+              <w:t>build a guest kernel with the SLUB fix in its own build directory</w:t>
+            </w:r>
+          </w:p>
+        </w:tc>
+      </w:tr>
+      <w:tr>
+        <w:trPr>
+          <w:jc w:val="center"/>
+        </w:trPr>
+        <w:tc>
+          <w:tcPr>
+            <w:tcW w:w="4535" w:type="dxa"/>
+          </w:tcPr>
+          <w:p>
+            <w:pPr>
+              <w:spacing w:after="40" w:line="240" w:lineRule="auto"/>
+            </w:pPr>
+            <w:r>
+              <w:rPr>
+                <w:rFonts w:cs="Times New Roman"/>
+                <w:sz w:val="20"/>
+              </w:rPr>
+              <w:t>PROBE_KBUILD=~/klg-build/kbuild-slubfix python3 scripts/fault_probe.py erofs 85 85 1 OUT</w:t>
+            </w:r>
+          </w:p>
+        </w:tc>
+        <w:tc>
+          <w:tcPr>
+            <w:tcW w:w="4535" w:type="dxa"/>
+          </w:tcPr>
+          <w:p>
+            <w:pPr>
+              <w:spacing w:after="40" w:line="240" w:lineRule="auto"/>
+            </w:pPr>
+            <w:r>
+              <w:rPr>
+                <w:rFonts w:cs="Times New Roman"/>
+                <w:sz w:val="20"/>
+              </w:rPr>
+              <w:t>the same fault point on the patched kernel: nothing leaks</w:t>
+            </w:r>
+          </w:p>
+        </w:tc>
+      </w:tr>
+      <w:tr>
+        <w:trPr>
+          <w:jc w:val="center"/>
+        </w:trPr>
+        <w:tc>
+          <w:tcPr>
+            <w:tcW w:w="4535" w:type="dxa"/>
+          </w:tcPr>
+          <w:p>
+            <w:pPr>
+              <w:spacing w:after="40" w:line="240" w:lineRule="auto"/>
+            </w:pPr>
+            <w:r>
+              <w:rPr>
+                <w:rFonts w:cs="Times New Roman"/>
+                <w:sz w:val="20"/>
+              </w:rPr>
+              <w:t>PROBE_KO=path/to/f2fs.ko python3 scripts/fault_probe.py f2fs 369 429 61 OUT</w:t>
+            </w:r>
+          </w:p>
+        </w:tc>
+        <w:tc>
+          <w:tcPr>
+            <w:tcW w:w="4535" w:type="dxa"/>
+          </w:tcPr>
+          <w:p>
+            <w:pPr>
+              <w:spacing w:after="40" w:line="240" w:lineRule="auto"/>
+            </w:pPr>
+            <w:r>
+              <w:rPr>
+                <w:rFonts w:cs="Times New Roman"/>
+                <w:sz w:val="20"/>
+              </w:rPr>
+              <w:t>probe another build of a module (e.g. f2fs with patches/0003)</w:t>
+            </w:r>
+          </w:p>
+        </w:tc>
+      </w:tr>
+      <w:tr>
+        <w:trPr>
+          <w:jc w:val="center"/>
+        </w:trPr>
+        <w:tc>
+          <w:tcPr>
+            <w:tcW w:w="4535" w:type="dxa"/>
+          </w:tcPr>
+          <w:p>
+            <w:pPr>
+              <w:spacing w:after="40" w:line="240" w:lineRule="auto"/>
+            </w:pPr>
+            <w:r>
+              <w:rPr>
+                <w:rFonts w:cs="Times New Roman"/>
+                <w:sz w:val="20"/>
+              </w:rPr>
+              <w:t>python3 scripts/validate_patch.py ntfs3 fs/ntfs3 fslog.c PATCHED_FILE OUT</w:t>
+            </w:r>
+          </w:p>
+        </w:tc>
+        <w:tc>
+          <w:tcPr>
+            <w:tcW w:w="4535" w:type="dxa"/>
+          </w:tcPr>
+          <w:p>
+            <w:pPr>
+              <w:spacing w:after="40" w:line="240" w:lineRule="auto"/>
+            </w:pPr>
+            <w:r>
+              <w:rPr>
+                <w:rFonts w:cs="Times New Roman"/>
+                <w:sz w:val="20"/>
+              </w:rPr>
+              <w:t>build a module with a patched source file and compare the static warnings</w:t>
+            </w:r>
+          </w:p>
+        </w:tc>
+      </w:tr>
+      <w:tr>
+        <w:trPr>
+          <w:jc w:val="center"/>
+        </w:trPr>
+        <w:tc>
+          <w:tcPr>
+            <w:tcW w:w="4535" w:type="dxa"/>
+          </w:tcPr>
+          <w:p>
+            <w:pPr>
+              <w:spacing w:after="40" w:line="240" w:lineRule="auto"/>
+            </w:pPr>
+            <w:r>
+              <w:rPr>
+                <w:rFonts w:cs="Times New Roman"/>
+                <w:sz w:val="20"/>
+              </w:rPr>
+              <w:t>python3 scripts/make_root_causes.py</w:t>
+            </w:r>
+          </w:p>
+        </w:tc>
+        <w:tc>
+          <w:tcPr>
+            <w:tcW w:w="4535" w:type="dxa"/>
+          </w:tcPr>
+          <w:p>
+            <w:pPr>
+              <w:spacing w:after="40" w:line="240" w:lineRule="auto"/>
+            </w:pPr>
+            <w:r>
+              <w:rPr>
+                <w:rFonts w:cs="Times New Roman"/>
+                <w:sz w:val="20"/>
+              </w:rPr>
+              <w:t>summarise all of the above into root_causes.json</w:t>
+            </w:r>
+          </w:p>
+        </w:tc>
+      </w:tr>
+    </w:tbl>
+    <w:p>
+      <w:pPr>
+        <w:spacing w:after="80"/>
+      </w:pPr>
+    </w:p>
+    <w:p>
+      <w:pPr>
         <w:pStyle w:val="Heading2"/>
       </w:pPr>
       <w:r>
@@ -1554,7 +1970,6 @@
         <w:rPr>
           <w:rFonts w:cs="Times New Roman"/>
         </w:rPr>
-        <w:lastRenderedPageBreak/>
         <w:t>Open http://localhost:8501 in a Windows browser. Tabs:</w:t>
       </w:r>
     </w:p>
@@ -1646,6 +2061,7 @@
         <w:rPr>
           <w:rFonts w:cs="Times New Roman"/>
         </w:rPr>
+        <w:lastRenderedPageBreak/>
         <w:t>•  </w:t>
       </w:r>
       <w:r>
@@ -3001,31 +3417,31 @@
       </w:rPr>
     </w:lvl>
   </w:abstractNum>
-  <w:num w:numId="1" w16cid:durableId="199705674">
+  <w:num w:numId="1" w16cid:durableId="1829250205">
     <w:abstractNumId w:val="8"/>
   </w:num>
-  <w:num w:numId="2" w16cid:durableId="10305874">
+  <w:num w:numId="2" w16cid:durableId="1443570426">
     <w:abstractNumId w:val="6"/>
   </w:num>
-  <w:num w:numId="3" w16cid:durableId="719132267">
+  <w:num w:numId="3" w16cid:durableId="1506289810">
     <w:abstractNumId w:val="5"/>
   </w:num>
-  <w:num w:numId="4" w16cid:durableId="1862625844">
+  <w:num w:numId="4" w16cid:durableId="1064334412">
     <w:abstractNumId w:val="4"/>
   </w:num>
-  <w:num w:numId="5" w16cid:durableId="2092042095">
+  <w:num w:numId="5" w16cid:durableId="675040690">
     <w:abstractNumId w:val="7"/>
   </w:num>
-  <w:num w:numId="6" w16cid:durableId="580144195">
+  <w:num w:numId="6" w16cid:durableId="879048536">
     <w:abstractNumId w:val="3"/>
   </w:num>
-  <w:num w:numId="7" w16cid:durableId="38013265">
+  <w:num w:numId="7" w16cid:durableId="1049958199">
     <w:abstractNumId w:val="2"/>
   </w:num>
-  <w:num w:numId="8" w16cid:durableId="1492019064">
+  <w:num w:numId="8" w16cid:durableId="925042866">
     <w:abstractNumId w:val="1"/>
   </w:num>
-  <w:num w:numId="9" w16cid:durableId="2031301501">
+  <w:num w:numId="9" w16cid:durableId="1518079057">
     <w:abstractNumId w:val="0"/>
   </w:num>
 </w:numbering>

--- a/docs/KernelLeakGuard_User_Manual.docx
+++ b/docs/KernelLeakGuard_User_Manual.docx
@@ -243,7 +243,7 @@
           <w:noProof/>
         </w:rPr>
         <w:drawing>
-          <wp:inline distT="0" distB="0" distL="0" distR="0" wp14:anchorId="036C46A2" wp14:editId="6BDE627B">
+          <wp:inline distT="0" distB="0" distL="0" distR="0" wp14:anchorId="3D6269E3" wp14:editId="03850C00">
             <wp:extent cx="5760000" cy="2932364"/>
             <wp:effectExtent l="0" t="0" r="0" b="0"/>
             <wp:docPr id="1" name="Picture 1"/>
@@ -1712,6 +1712,123 @@
                 <w:rFonts w:cs="Times New Roman"/>
                 <w:sz w:val="20"/>
               </w:rPr>
+              <w:t>python3 scripts/live_demo.py</w:t>
+            </w:r>
+          </w:p>
+        </w:tc>
+        <w:tc>
+          <w:tcPr>
+            <w:tcW w:w="4535" w:type="dxa"/>
+          </w:tcPr>
+          <w:p>
+            <w:pPr>
+              <w:spacing w:after="40" w:line="240" w:lineRule="auto"/>
+            </w:pPr>
+            <w:r>
+              <w:rPr>
+                <w:rFonts w:cs="Times New Roman"/>
+                <w:sz w:val="20"/>
+              </w:rPr>
+              <w:t>narrated live demo in the guest kernel: the SLUB leak (erofs, fault 85) and the historical bonding leak, reported by kmemleak on screen (about 2 minutes without KVM)</w:t>
+            </w:r>
+          </w:p>
+        </w:tc>
+      </w:tr>
+      <w:tr>
+        <w:trPr>
+          <w:jc w:val="center"/>
+        </w:trPr>
+        <w:tc>
+          <w:tcPr>
+            <w:tcW w:w="4535" w:type="dxa"/>
+          </w:tcPr>
+          <w:p>
+            <w:pPr>
+              <w:spacing w:after="40" w:line="240" w:lineRule="auto"/>
+            </w:pPr>
+            <w:r>
+              <w:rPr>
+                <w:rFonts w:cs="Times New Roman"/>
+                <w:sz w:val="20"/>
+              </w:rPr>
+              <w:t>python3 scripts/live_demo.py shell</w:t>
+            </w:r>
+          </w:p>
+        </w:tc>
+        <w:tc>
+          <w:tcPr>
+            <w:tcW w:w="4535" w:type="dxa"/>
+          </w:tcPr>
+          <w:p>
+            <w:pPr>
+              <w:spacing w:after="40" w:line="240" w:lineRule="auto"/>
+            </w:pPr>
+            <w:r>
+              <w:rPr>
+                <w:rFonts w:cs="Times New Roman"/>
+                <w:sz w:val="20"/>
+              </w:rPr>
+              <w:t>root shell in the guest kernel (modules in /mnt/host/mods; leave with poweroff -f)</w:t>
+            </w:r>
+          </w:p>
+        </w:tc>
+      </w:tr>
+      <w:tr>
+        <w:trPr>
+          <w:jc w:val="center"/>
+        </w:trPr>
+        <w:tc>
+          <w:tcPr>
+            <w:tcW w:w="4535" w:type="dxa"/>
+          </w:tcPr>
+          <w:p>
+            <w:pPr>
+              <w:spacing w:after="40" w:line="240" w:lineRule="auto"/>
+            </w:pPr>
+            <w:r>
+              <w:rPr>
+                <w:rFonts w:cs="Times New Roman"/>
+                <w:sz w:val="20"/>
+              </w:rPr>
+              <w:t>python3 scripts/live_demo.py --window  (or: shell --window)</w:t>
+            </w:r>
+          </w:p>
+        </w:tc>
+        <w:tc>
+          <w:tcPr>
+            <w:tcW w:w="4535" w:type="dxa"/>
+          </w:tcPr>
+          <w:p>
+            <w:pPr>
+              <w:spacing w:after="40" w:line="240" w:lineRule="auto"/>
+            </w:pPr>
+            <w:r>
+              <w:rPr>
+                <w:rFonts w:cs="Times New Roman"/>
+                <w:sz w:val="20"/>
+              </w:rPr>
+              <w:t>the same, on the virtual machine's own screen: a QEMU window on the desktop shows the kernel booting and every command, like a VirtualBox VM; the terminal mirrors the demo</w:t>
+            </w:r>
+          </w:p>
+        </w:tc>
+      </w:tr>
+      <w:tr>
+        <w:trPr>
+          <w:jc w:val="center"/>
+        </w:trPr>
+        <w:tc>
+          <w:tcPr>
+            <w:tcW w:w="4535" w:type="dxa"/>
+          </w:tcPr>
+          <w:p>
+            <w:pPr>
+              <w:spacing w:after="40" w:line="240" w:lineRule="auto"/>
+            </w:pPr>
+            <w:r>
+              <w:rPr>
+                <w:rFonts w:cs="Times New Roman"/>
+                <w:sz w:val="20"/>
+              </w:rPr>
               <w:t>python3 scripts/fault_probe.py erofs 85 85 1 OUT</w:t>
             </w:r>
           </w:p>
@@ -1983,6 +2100,7 @@
         <w:rPr>
           <w:rFonts w:cs="Times New Roman"/>
         </w:rPr>
+        <w:lastRenderedPageBreak/>
         <w:t>•  </w:t>
       </w:r>
       <w:r>
@@ -2042,6 +2160,84 @@
           <w:rFonts w:cs="Times New Roman"/>
           <w:b/>
         </w:rPr>
+        <w:t xml:space="preserve">Fix patches: </w:t>
+      </w:r>
+      <w:r>
+        <w:rPr>
+          <w:rFonts w:cs="Times New Roman"/>
+        </w:rPr>
+        <w:t>the generated patches with their compile, re-analysis and VM status.</w:t>
+      </w:r>
+    </w:p>
+    <w:p>
+      <w:pPr>
+        <w:spacing w:after="60"/>
+        <w:ind w:left="510" w:hanging="340"/>
+        <w:jc w:val="both"/>
+      </w:pPr>
+      <w:r>
+        <w:rPr>
+          <w:rFonts w:cs="Times New Roman"/>
+        </w:rPr>
+        <w:t>•  </w:t>
+      </w:r>
+      <w:r>
+        <w:rPr>
+          <w:rFonts w:cs="Times New Roman"/>
+          <w:b/>
+        </w:rPr>
+        <w:t xml:space="preserve">Real kernel code: </w:t>
+      </w:r>
+      <w:r>
+        <w:rPr>
+          <w:rFonts w:cs="Times New Roman"/>
+        </w:rPr>
+        <w:t>the 39 real modules: warnings with review notes, leaks found by the sweep, root causes and patches of the kernel bugs found, and the re-introduced leaks.</w:t>
+      </w:r>
+    </w:p>
+    <w:p>
+      <w:pPr>
+        <w:spacing w:after="60"/>
+        <w:ind w:left="510" w:hanging="340"/>
+        <w:jc w:val="both"/>
+      </w:pPr>
+      <w:r>
+        <w:rPr>
+          <w:rFonts w:cs="Times New Roman"/>
+        </w:rPr>
+        <w:t>•  </w:t>
+      </w:r>
+      <w:r>
+        <w:rPr>
+          <w:rFonts w:cs="Times New Roman"/>
+          <w:b/>
+        </w:rPr>
+        <w:t xml:space="preserve">Live kernel: </w:t>
+      </w:r>
+      <w:r>
+        <w:rPr>
+          <w:rFonts w:cs="Times New Roman"/>
+        </w:rPr>
+        <w:t>boots the guest kernel and streams its console into the page. 'Run live demo' shows the SLUB leak and the historical bonding leak being caught by kmemleak; 'Kernel shell' gives a root shell in the guest (type a command and press Enter). With 'Also show the VM's own screen' ticked, the virtual machine's display opens as a window on the laptop at the same time.</w:t>
+      </w:r>
+    </w:p>
+    <w:p>
+      <w:pPr>
+        <w:spacing w:after="60"/>
+        <w:ind w:left="510" w:hanging="340"/>
+        <w:jc w:val="both"/>
+      </w:pPr>
+      <w:r>
+        <w:rPr>
+          <w:rFonts w:cs="Times New Roman"/>
+        </w:rPr>
+        <w:t>•  </w:t>
+      </w:r>
+      <w:r>
+        <w:rPr>
+          <w:rFonts w:cs="Times New Roman"/>
+          <w:b/>
+        </w:rPr>
         <w:t xml:space="preserve">Evaluation: </w:t>
       </w:r>
       <w:r>
@@ -2061,7 +2257,6 @@
         <w:rPr>
           <w:rFonts w:cs="Times New Roman"/>
         </w:rPr>
-        <w:lastRenderedPageBreak/>
         <w:t>•  </w:t>
       </w:r>
       <w:r>
@@ -3417,31 +3612,31 @@
       </w:rPr>
     </w:lvl>
   </w:abstractNum>
-  <w:num w:numId="1" w16cid:durableId="1829250205">
+  <w:num w:numId="1" w16cid:durableId="219026747">
     <w:abstractNumId w:val="8"/>
   </w:num>
-  <w:num w:numId="2" w16cid:durableId="1443570426">
+  <w:num w:numId="2" w16cid:durableId="1335260764">
     <w:abstractNumId w:val="6"/>
   </w:num>
-  <w:num w:numId="3" w16cid:durableId="1506289810">
+  <w:num w:numId="3" w16cid:durableId="668753411">
     <w:abstractNumId w:val="5"/>
   </w:num>
-  <w:num w:numId="4" w16cid:durableId="1064334412">
+  <w:num w:numId="4" w16cid:durableId="2045059869">
     <w:abstractNumId w:val="4"/>
   </w:num>
-  <w:num w:numId="5" w16cid:durableId="675040690">
+  <w:num w:numId="5" w16cid:durableId="2014331698">
     <w:abstractNumId w:val="7"/>
   </w:num>
-  <w:num w:numId="6" w16cid:durableId="879048536">
+  <w:num w:numId="6" w16cid:durableId="1974481584">
     <w:abstractNumId w:val="3"/>
   </w:num>
-  <w:num w:numId="7" w16cid:durableId="1049958199">
+  <w:num w:numId="7" w16cid:durableId="1107386972">
     <w:abstractNumId w:val="2"/>
   </w:num>
-  <w:num w:numId="8" w16cid:durableId="925042866">
+  <w:num w:numId="8" w16cid:durableId="88232809">
     <w:abstractNumId w:val="1"/>
   </w:num>
-  <w:num w:numId="9" w16cid:durableId="1518079057">
+  <w:num w:numId="9" w16cid:durableId="1571690433">
     <w:abstractNumId w:val="0"/>
   </w:num>
 </w:numbering>

--- a/docs/KernelLeakGuard_User_Manual.docx
+++ b/docs/KernelLeakGuard_User_Manual.docx
@@ -40,7 +40,7 @@
           <w:rFonts w:cs="Times New Roman"/>
           <w:sz w:val="26"/>
         </w:rPr>
-        <w:t>Hybrid static analysis and runtime verification of memory leaks on Linux kernel early-exit paths</w:t>
+        <w:t>Detecting and Verifying Linux Kernel Memory Leaks</w:t>
       </w:r>
     </w:p>
     <w:p>
@@ -243,7 +243,7 @@
           <w:noProof/>
         </w:rPr>
         <w:drawing>
-          <wp:inline distT="0" distB="0" distL="0" distR="0" wp14:anchorId="3D6269E3" wp14:editId="03850C00">
+          <wp:inline distT="0" distB="0" distL="0" distR="0" wp14:anchorId="6394F79A" wp14:editId="64EBAF9A">
             <wp:extent cx="5760000" cy="2932364"/>
             <wp:effectExtent l="0" t="0" r="0" b="0"/>
             <wp:docPr id="1" name="Picture 1"/>
@@ -1807,7 +1807,7 @@
                 <w:rFonts w:cs="Times New Roman"/>
                 <w:sz w:val="20"/>
               </w:rPr>
-              <w:t>the same, on the virtual machine's own screen: a QEMU window on the desktop shows the kernel booting and every command, like a VirtualBox VM; the terminal mirrors the demo</w:t>
+              <w:t>the same, on the virtual machine's own screen, shown in a browser tab (QEMU's VNC screen with the noVNC viewer): the kernel booting and every command, like a VirtualBox window, with keyboard input; the terminal mirrors the demo</w:t>
             </w:r>
           </w:p>
         </w:tc>
@@ -2218,7 +2218,7 @@
         <w:rPr>
           <w:rFonts w:cs="Times New Roman"/>
         </w:rPr>
-        <w:t>boots the guest kernel and streams its console into the page. 'Run live demo' shows the SLUB leak and the historical bonding leak being caught by kmemleak; 'Kernel shell' gives a root shell in the guest (type a command and press Enter). With 'Also show the VM's own screen' ticked, the virtual machine's display opens as a window on the laptop at the same time.</w:t>
+        <w:t>boots the guest kernel and streams its console into the page. 'Run live demo' shows the SLUB leak and the historical bonding leak being caught by kmemleak; 'Kernel shell' gives a root shell in the guest (type a command and press Enter). With 'Show the VM's own screen' ticked, the page also shows the virtual machine's display (click it to type into the VM).</w:t>
       </w:r>
     </w:p>
     <w:p>
@@ -2271,6 +2271,244 @@
           <w:rFonts w:cs="Times New Roman"/>
         </w:rPr>
         <w:t>runs any step and streams its output into the page.</w:t>
+      </w:r>
+    </w:p>
+    <w:p>
+      <w:pPr>
+        <w:keepNext/>
+        <w:jc w:val="center"/>
+      </w:pPr>
+      <w:r>
+        <w:rPr>
+          <w:noProof/>
+        </w:rPr>
+        <w:drawing>
+          <wp:inline distT="0" distB="0" distL="0" distR="0" wp14:anchorId="40BC8CEC" wp14:editId="1C771BBE">
+            <wp:extent cx="5580000" cy="3957150"/>
+            <wp:effectExtent l="0" t="0" r="0" b="0"/>
+            <wp:docPr id="2" name="Picture 2"/>
+            <wp:cNvGraphicFramePr>
+              <a:graphicFrameLocks xmlns:a="http://schemas.openxmlformats.org/drawingml/2006/main" noChangeAspect="1"/>
+            </wp:cNvGraphicFramePr>
+            <a:graphic xmlns:a="http://schemas.openxmlformats.org/drawingml/2006/main">
+              <a:graphicData uri="http://schemas.openxmlformats.org/drawingml/2006/picture">
+                <pic:pic xmlns:pic="http://schemas.openxmlformats.org/drawingml/2006/picture">
+                  <pic:nvPicPr>
+                    <pic:cNvPr id="0" name="ss_dash_overview.png"/>
+                    <pic:cNvPicPr/>
+                  </pic:nvPicPr>
+                  <pic:blipFill>
+                    <a:blip r:embed="rId9"/>
+                    <a:stretch>
+                      <a:fillRect/>
+                    </a:stretch>
+                  </pic:blipFill>
+                  <pic:spPr>
+                    <a:xfrm>
+                      <a:off x="0" y="0"/>
+                      <a:ext cx="5580000" cy="3957150"/>
+                    </a:xfrm>
+                    <a:prstGeom prst="rect">
+                      <a:avLst/>
+                    </a:prstGeom>
+                  </pic:spPr>
+                </pic:pic>
+              </a:graphicData>
+            </a:graphic>
+          </wp:inline>
+        </w:drawing>
+      </w:r>
+    </w:p>
+    <w:p>
+      <w:pPr>
+        <w:jc w:val="center"/>
+      </w:pPr>
+      <w:r>
+        <w:rPr>
+          <w:rFonts w:cs="Times New Roman"/>
+          <w:b/>
+          <w:sz w:val="22"/>
+        </w:rPr>
+        <w:t>Figure 4.1: Dashboard: Overview</w:t>
+      </w:r>
+    </w:p>
+    <w:p>
+      <w:pPr>
+        <w:keepNext/>
+        <w:jc w:val="center"/>
+      </w:pPr>
+      <w:r>
+        <w:rPr>
+          <w:noProof/>
+        </w:rPr>
+        <w:lastRenderedPageBreak/>
+        <w:drawing>
+          <wp:inline distT="0" distB="0" distL="0" distR="0" wp14:anchorId="207011FB" wp14:editId="066E8861">
+            <wp:extent cx="5580000" cy="3957150"/>
+            <wp:effectExtent l="0" t="0" r="0" b="0"/>
+            <wp:docPr id="3" name="Picture 3"/>
+            <wp:cNvGraphicFramePr>
+              <a:graphicFrameLocks xmlns:a="http://schemas.openxmlformats.org/drawingml/2006/main" noChangeAspect="1"/>
+            </wp:cNvGraphicFramePr>
+            <a:graphic xmlns:a="http://schemas.openxmlformats.org/drawingml/2006/main">
+              <a:graphicData uri="http://schemas.openxmlformats.org/drawingml/2006/picture">
+                <pic:pic xmlns:pic="http://schemas.openxmlformats.org/drawingml/2006/picture">
+                  <pic:nvPicPr>
+                    <pic:cNvPr id="0" name="ss_dash_finding_detail.png"/>
+                    <pic:cNvPicPr/>
+                  </pic:nvPicPr>
+                  <pic:blipFill>
+                    <a:blip r:embed="rId10"/>
+                    <a:stretch>
+                      <a:fillRect/>
+                    </a:stretch>
+                  </pic:blipFill>
+                  <pic:spPr>
+                    <a:xfrm>
+                      <a:off x="0" y="0"/>
+                      <a:ext cx="5580000" cy="3957150"/>
+                    </a:xfrm>
+                    <a:prstGeom prst="rect">
+                      <a:avLst/>
+                    </a:prstGeom>
+                  </pic:spPr>
+                </pic:pic>
+              </a:graphicData>
+            </a:graphic>
+          </wp:inline>
+        </w:drawing>
+      </w:r>
+    </w:p>
+    <w:p>
+      <w:pPr>
+        <w:jc w:val="center"/>
+      </w:pPr>
+      <w:r>
+        <w:rPr>
+          <w:rFonts w:cs="Times New Roman"/>
+          <w:b/>
+          <w:sz w:val="22"/>
+        </w:rPr>
+        <w:t>Figure 4.2: Dashboard: one finding with its source and runtime test</w:t>
+      </w:r>
+    </w:p>
+    <w:p>
+      <w:pPr>
+        <w:keepNext/>
+        <w:jc w:val="center"/>
+      </w:pPr>
+      <w:r>
+        <w:rPr>
+          <w:noProof/>
+        </w:rPr>
+        <w:lastRenderedPageBreak/>
+        <w:drawing>
+          <wp:inline distT="0" distB="0" distL="0" distR="0" wp14:anchorId="59729B92" wp14:editId="1CC721EF">
+            <wp:extent cx="5580000" cy="3957150"/>
+            <wp:effectExtent l="0" t="0" r="0" b="0"/>
+            <wp:docPr id="4" name="Picture 4"/>
+            <wp:cNvGraphicFramePr>
+              <a:graphicFrameLocks xmlns:a="http://schemas.openxmlformats.org/drawingml/2006/main" noChangeAspect="1"/>
+            </wp:cNvGraphicFramePr>
+            <a:graphic xmlns:a="http://schemas.openxmlformats.org/drawingml/2006/main">
+              <a:graphicData uri="http://schemas.openxmlformats.org/drawingml/2006/picture">
+                <pic:pic xmlns:pic="http://schemas.openxmlformats.org/drawingml/2006/picture">
+                  <pic:nvPicPr>
+                    <pic:cNvPr id="0" name="ss_dash_live.png"/>
+                    <pic:cNvPicPr/>
+                  </pic:nvPicPr>
+                  <pic:blipFill>
+                    <a:blip r:embed="rId11"/>
+                    <a:stretch>
+                      <a:fillRect/>
+                    </a:stretch>
+                  </pic:blipFill>
+                  <pic:spPr>
+                    <a:xfrm>
+                      <a:off x="0" y="0"/>
+                      <a:ext cx="5580000" cy="3957150"/>
+                    </a:xfrm>
+                    <a:prstGeom prst="rect">
+                      <a:avLst/>
+                    </a:prstGeom>
+                  </pic:spPr>
+                </pic:pic>
+              </a:graphicData>
+            </a:graphic>
+          </wp:inline>
+        </w:drawing>
+      </w:r>
+    </w:p>
+    <w:p>
+      <w:pPr>
+        <w:jc w:val="center"/>
+      </w:pPr>
+      <w:r>
+        <w:rPr>
+          <w:rFonts w:cs="Times New Roman"/>
+          <w:b/>
+          <w:sz w:val="22"/>
+        </w:rPr>
+        <w:t>Figure 4.3: Dashboard: Live kernel page after a demo run</w:t>
+      </w:r>
+    </w:p>
+    <w:p>
+      <w:pPr>
+        <w:keepNext/>
+        <w:jc w:val="center"/>
+      </w:pPr>
+      <w:r>
+        <w:rPr>
+          <w:noProof/>
+        </w:rPr>
+        <w:drawing>
+          <wp:inline distT="0" distB="0" distL="0" distR="0" wp14:anchorId="1E6D84E6" wp14:editId="6A90326F">
+            <wp:extent cx="5580000" cy="3100000"/>
+            <wp:effectExtent l="0" t="0" r="0" b="0"/>
+            <wp:docPr id="5" name="Picture 5"/>
+            <wp:cNvGraphicFramePr>
+              <a:graphicFrameLocks xmlns:a="http://schemas.openxmlformats.org/drawingml/2006/main" noChangeAspect="1"/>
+            </wp:cNvGraphicFramePr>
+            <a:graphic xmlns:a="http://schemas.openxmlformats.org/drawingml/2006/main">
+              <a:graphicData uri="http://schemas.openxmlformats.org/drawingml/2006/picture">
+                <pic:pic xmlns:pic="http://schemas.openxmlformats.org/drawingml/2006/picture">
+                  <pic:nvPicPr>
+                    <pic:cNvPr id="0" name="ss_vm_step4_kmemleak.png"/>
+                    <pic:cNvPicPr/>
+                  </pic:nvPicPr>
+                  <pic:blipFill>
+                    <a:blip r:embed="rId12"/>
+                    <a:stretch>
+                      <a:fillRect/>
+                    </a:stretch>
+                  </pic:blipFill>
+                  <pic:spPr>
+                    <a:xfrm>
+                      <a:off x="0" y="0"/>
+                      <a:ext cx="5580000" cy="3100000"/>
+                    </a:xfrm>
+                    <a:prstGeom prst="rect">
+                      <a:avLst/>
+                    </a:prstGeom>
+                  </pic:spPr>
+                </pic:pic>
+              </a:graphicData>
+            </a:graphic>
+          </wp:inline>
+        </w:drawing>
+      </w:r>
+    </w:p>
+    <w:p>
+      <w:pPr>
+        <w:jc w:val="center"/>
+      </w:pPr>
+      <w:r>
+        <w:rPr>
+          <w:rFonts w:cs="Times New Roman"/>
+          <w:b/>
+          <w:sz w:val="22"/>
+        </w:rPr>
+        <w:t>Figure 4.4: The VM screen during the live demo: kmemleak reports the leaked memory</w:t>
       </w:r>
     </w:p>
     <w:p>
@@ -3332,7 +3570,7 @@
       </w:pPr>
     </w:p>
     <w:sectPr>
-      <w:footerReference w:type="default" r:id="rId9"/>
+      <w:footerReference w:type="default" r:id="rId13"/>
       <w:pgSz w:w="12240" w:h="15840"/>
       <w:pgMar w:top="1440" w:right="1440" w:bottom="1440" w:left="1440" w:header="720" w:footer="720" w:gutter="0"/>
       <w:cols w:space="720"/>
@@ -3612,31 +3850,31 @@
       </w:rPr>
     </w:lvl>
   </w:abstractNum>
-  <w:num w:numId="1" w16cid:durableId="219026747">
+  <w:num w:numId="1" w16cid:durableId="1263609102">
     <w:abstractNumId w:val="8"/>
   </w:num>
-  <w:num w:numId="2" w16cid:durableId="1335260764">
+  <w:num w:numId="2" w16cid:durableId="1722943204">
     <w:abstractNumId w:val="6"/>
   </w:num>
-  <w:num w:numId="3" w16cid:durableId="668753411">
+  <w:num w:numId="3" w16cid:durableId="1132089706">
     <w:abstractNumId w:val="5"/>
   </w:num>
-  <w:num w:numId="4" w16cid:durableId="2045059869">
+  <w:num w:numId="4" w16cid:durableId="707603884">
     <w:abstractNumId w:val="4"/>
   </w:num>
-  <w:num w:numId="5" w16cid:durableId="2014331698">
+  <w:num w:numId="5" w16cid:durableId="1279993211">
     <w:abstractNumId w:val="7"/>
   </w:num>
-  <w:num w:numId="6" w16cid:durableId="1974481584">
+  <w:num w:numId="6" w16cid:durableId="626547227">
     <w:abstractNumId w:val="3"/>
   </w:num>
-  <w:num w:numId="7" w16cid:durableId="1107386972">
+  <w:num w:numId="7" w16cid:durableId="259291841">
     <w:abstractNumId w:val="2"/>
   </w:num>
-  <w:num w:numId="8" w16cid:durableId="88232809">
+  <w:num w:numId="8" w16cid:durableId="2127187605">
     <w:abstractNumId w:val="1"/>
   </w:num>
-  <w:num w:numId="9" w16cid:durableId="1571690433">
+  <w:num w:numId="9" w16cid:durableId="1703751943">
     <w:abstractNumId w:val="0"/>
   </w:num>
 </w:numbering>
